--- a/03-Communication-and-Teamwork/Meetings/Minutes/Team-Meetings/Meeting Minutes 2025-10-27 (Team).docx
+++ b/03-Communication-and-Teamwork/Meetings/Minutes/Team-Meetings/Meeting Minutes 2025-10-27 (Team).docx
@@ -1431,7 +1431,6 @@
           <w:rFonts w:ascii="Calibri" w:hAnsi="Calibri" w:cs="Calibri"/>
           <w:b/>
         </w:rPr>
-        <w:lastRenderedPageBreak/>
         <w:t>Agenda</w:t>
       </w:r>
     </w:p>
@@ -1739,7 +1738,13 @@
               <w:rPr>
                 <w:rFonts w:ascii="Calibri" w:hAnsi="Calibri" w:cs="Calibri"/>
               </w:rPr>
-              <w:t>Rate issues and/or concerns</w:t>
+              <w:t>Raise</w:t>
+            </w:r>
+            <w:r>
+              <w:rPr>
+                <w:rFonts w:ascii="Calibri" w:hAnsi="Calibri" w:cs="Calibri"/>
+              </w:rPr>
+              <w:t xml:space="preserve"> issues and/or concerns</w:t>
             </w:r>
           </w:p>
         </w:tc>
@@ -1980,8 +1985,8 @@
       </w:tblPr>
       <w:tblGrid>
         <w:gridCol w:w="540"/>
-        <w:gridCol w:w="5400"/>
-        <w:gridCol w:w="1530"/>
+        <w:gridCol w:w="4847"/>
+        <w:gridCol w:w="2083"/>
         <w:gridCol w:w="2520"/>
       </w:tblGrid>
       <w:tr>
@@ -2011,7 +2016,7 @@
         </w:tc>
         <w:tc>
           <w:tcPr>
-            <w:tcW w:w="5400" w:type="dxa"/>
+            <w:tcW w:w="4847" w:type="dxa"/>
             <w:shd w:val="clear" w:color="auto" w:fill="D9D9D9" w:themeFill="background1" w:themeFillShade="D9"/>
           </w:tcPr>
           <w:p>
@@ -2032,7 +2037,7 @@
         </w:tc>
         <w:tc>
           <w:tcPr>
-            <w:tcW w:w="1530" w:type="dxa"/>
+            <w:tcW w:w="2083" w:type="dxa"/>
             <w:shd w:val="clear" w:color="auto" w:fill="D9D9D9" w:themeFill="background1" w:themeFillShade="D9"/>
           </w:tcPr>
           <w:p>
@@ -2097,34 +2102,40 @@
         </w:tc>
         <w:tc>
           <w:tcPr>
-            <w:tcW w:w="5400" w:type="dxa"/>
-            <w:vAlign w:val="center"/>
-          </w:tcPr>
-          <w:p>
-            <w:pPr>
-              <w:rPr>
-                <w:rFonts w:ascii="Calibri" w:hAnsi="Calibri" w:cs="Calibri"/>
-              </w:rPr>
-            </w:pPr>
-            <w:r>
-              <w:rPr>
-                <w:rFonts w:ascii="Calibri" w:hAnsi="Calibri" w:cs="Calibri"/>
-              </w:rPr>
-              <w:t>N/A</w:t>
-            </w:r>
-          </w:p>
-        </w:tc>
-        <w:tc>
-          <w:tcPr>
-            <w:tcW w:w="1530" w:type="dxa"/>
-            <w:vAlign w:val="center"/>
-          </w:tcPr>
-          <w:p>
-            <w:pPr>
-              <w:rPr>
-                <w:rFonts w:ascii="Calibri" w:hAnsi="Calibri" w:cs="Calibri"/>
-              </w:rPr>
-            </w:pPr>
+            <w:tcW w:w="4847" w:type="dxa"/>
+            <w:vAlign w:val="center"/>
+          </w:tcPr>
+          <w:p>
+            <w:pPr>
+              <w:rPr>
+                <w:rFonts w:ascii="Calibri" w:hAnsi="Calibri" w:cs="Calibri"/>
+              </w:rPr>
+            </w:pPr>
+            <w:r>
+              <w:rPr>
+                <w:rFonts w:ascii="Calibri" w:hAnsi="Calibri" w:cs="Calibri"/>
+              </w:rPr>
+              <w:t>Reformatting the Poster Layout</w:t>
+            </w:r>
+          </w:p>
+        </w:tc>
+        <w:tc>
+          <w:tcPr>
+            <w:tcW w:w="2083" w:type="dxa"/>
+            <w:vAlign w:val="center"/>
+          </w:tcPr>
+          <w:p>
+            <w:pPr>
+              <w:rPr>
+                <w:rFonts w:ascii="Calibri" w:hAnsi="Calibri" w:cs="Calibri"/>
+              </w:rPr>
+            </w:pPr>
+            <w:r>
+              <w:rPr>
+                <w:rFonts w:ascii="Calibri" w:hAnsi="Calibri" w:cs="Calibri"/>
+              </w:rPr>
+              <w:t>Larissa</w:t>
+            </w:r>
           </w:p>
         </w:tc>
         <w:tc>
@@ -2138,6 +2149,424 @@
                 <w:rFonts w:ascii="Calibri" w:hAnsi="Calibri" w:cs="Calibri"/>
               </w:rPr>
             </w:pPr>
+            <w:r>
+              <w:rPr>
+                <w:rFonts w:ascii="Calibri" w:hAnsi="Calibri" w:cs="Calibri"/>
+              </w:rPr>
+              <w:t>31/10/2025</w:t>
+            </w:r>
+          </w:p>
+        </w:tc>
+      </w:tr>
+      <w:tr>
+        <w:trPr>
+          <w:trHeight w:val="300"/>
+        </w:trPr>
+        <w:tc>
+          <w:tcPr>
+            <w:tcW w:w="540" w:type="dxa"/>
+            <w:vAlign w:val="center"/>
+          </w:tcPr>
+          <w:p>
+            <w:pPr>
+              <w:numPr>
+                <w:ilvl w:val="0"/>
+                <w:numId w:val="19"/>
+              </w:numPr>
+              <w:ind w:left="144" w:hanging="158"/>
+              <w:rPr>
+                <w:rFonts w:ascii="Calibri" w:hAnsi="Calibri" w:cs="Calibri"/>
+              </w:rPr>
+            </w:pPr>
+          </w:p>
+        </w:tc>
+        <w:tc>
+          <w:tcPr>
+            <w:tcW w:w="4847" w:type="dxa"/>
+            <w:vAlign w:val="center"/>
+          </w:tcPr>
+          <w:p>
+            <w:pPr>
+              <w:rPr>
+                <w:rFonts w:ascii="Calibri" w:hAnsi="Calibri" w:cs="Calibri"/>
+              </w:rPr>
+            </w:pPr>
+            <w:r>
+              <w:rPr>
+                <w:rFonts w:ascii="Calibri" w:hAnsi="Calibri" w:cs="Calibri"/>
+              </w:rPr>
+              <w:t>Poster: Requirements Section</w:t>
+            </w:r>
+          </w:p>
+        </w:tc>
+        <w:tc>
+          <w:tcPr>
+            <w:tcW w:w="2083" w:type="dxa"/>
+            <w:vAlign w:val="center"/>
+          </w:tcPr>
+          <w:p>
+            <w:pPr>
+              <w:rPr>
+                <w:rFonts w:ascii="Calibri" w:hAnsi="Calibri" w:cs="Calibri"/>
+              </w:rPr>
+            </w:pPr>
+            <w:r>
+              <w:rPr>
+                <w:rFonts w:ascii="Calibri" w:hAnsi="Calibri" w:cs="Calibri"/>
+              </w:rPr>
+              <w:t>Thomas &amp; Win</w:t>
+            </w:r>
+          </w:p>
+        </w:tc>
+        <w:tc>
+          <w:tcPr>
+            <w:tcW w:w="2520" w:type="dxa"/>
+            <w:vAlign w:val="center"/>
+          </w:tcPr>
+          <w:p>
+            <w:pPr>
+              <w:rPr>
+                <w:rFonts w:ascii="Calibri" w:hAnsi="Calibri" w:cs="Calibri"/>
+              </w:rPr>
+            </w:pPr>
+            <w:r>
+              <w:rPr>
+                <w:rFonts w:ascii="Calibri" w:hAnsi="Calibri" w:cs="Calibri"/>
+              </w:rPr>
+              <w:t>31/10/2025</w:t>
+            </w:r>
+          </w:p>
+        </w:tc>
+      </w:tr>
+      <w:tr>
+        <w:trPr>
+          <w:trHeight w:val="300"/>
+        </w:trPr>
+        <w:tc>
+          <w:tcPr>
+            <w:tcW w:w="540" w:type="dxa"/>
+            <w:vAlign w:val="center"/>
+          </w:tcPr>
+          <w:p>
+            <w:pPr>
+              <w:numPr>
+                <w:ilvl w:val="0"/>
+                <w:numId w:val="19"/>
+              </w:numPr>
+              <w:ind w:left="144" w:hanging="158"/>
+              <w:rPr>
+                <w:rFonts w:ascii="Calibri" w:hAnsi="Calibri" w:cs="Calibri"/>
+              </w:rPr>
+            </w:pPr>
+          </w:p>
+        </w:tc>
+        <w:tc>
+          <w:tcPr>
+            <w:tcW w:w="4847" w:type="dxa"/>
+            <w:vAlign w:val="center"/>
+          </w:tcPr>
+          <w:p>
+            <w:pPr>
+              <w:rPr>
+                <w:rFonts w:ascii="Calibri" w:hAnsi="Calibri" w:cs="Calibri"/>
+              </w:rPr>
+            </w:pPr>
+            <w:r>
+              <w:rPr>
+                <w:rFonts w:ascii="Calibri" w:hAnsi="Calibri" w:cs="Calibri"/>
+              </w:rPr>
+              <w:t>Poster: Shortening and Fixing up own sections</w:t>
+            </w:r>
+          </w:p>
+        </w:tc>
+        <w:tc>
+          <w:tcPr>
+            <w:tcW w:w="2083" w:type="dxa"/>
+            <w:vAlign w:val="center"/>
+          </w:tcPr>
+          <w:p>
+            <w:pPr>
+              <w:rPr>
+                <w:rFonts w:ascii="Calibri" w:hAnsi="Calibri" w:cs="Calibri"/>
+              </w:rPr>
+            </w:pPr>
+            <w:r>
+              <w:rPr>
+                <w:rFonts w:ascii="Calibri" w:hAnsi="Calibri" w:cs="Calibri"/>
+              </w:rPr>
+              <w:t xml:space="preserve">All team Members </w:t>
+            </w:r>
+          </w:p>
+        </w:tc>
+        <w:tc>
+          <w:tcPr>
+            <w:tcW w:w="2520" w:type="dxa"/>
+            <w:vAlign w:val="center"/>
+          </w:tcPr>
+          <w:p>
+            <w:pPr>
+              <w:rPr>
+                <w:rFonts w:ascii="Calibri" w:hAnsi="Calibri" w:cs="Calibri"/>
+              </w:rPr>
+            </w:pPr>
+            <w:r>
+              <w:rPr>
+                <w:rFonts w:ascii="Calibri" w:hAnsi="Calibri" w:cs="Calibri"/>
+              </w:rPr>
+              <w:t>31/10/2025</w:t>
+            </w:r>
+          </w:p>
+        </w:tc>
+      </w:tr>
+      <w:tr>
+        <w:trPr>
+          <w:trHeight w:val="300"/>
+        </w:trPr>
+        <w:tc>
+          <w:tcPr>
+            <w:tcW w:w="540" w:type="dxa"/>
+            <w:vAlign w:val="center"/>
+          </w:tcPr>
+          <w:p>
+            <w:pPr>
+              <w:numPr>
+                <w:ilvl w:val="0"/>
+                <w:numId w:val="19"/>
+              </w:numPr>
+              <w:ind w:left="144" w:hanging="158"/>
+              <w:rPr>
+                <w:rFonts w:ascii="Calibri" w:hAnsi="Calibri" w:cs="Calibri"/>
+              </w:rPr>
+            </w:pPr>
+          </w:p>
+        </w:tc>
+        <w:tc>
+          <w:tcPr>
+            <w:tcW w:w="4847" w:type="dxa"/>
+            <w:vAlign w:val="center"/>
+          </w:tcPr>
+          <w:p>
+            <w:pPr>
+              <w:rPr>
+                <w:rFonts w:ascii="Calibri" w:hAnsi="Calibri" w:cs="Calibri"/>
+              </w:rPr>
+            </w:pPr>
+            <w:r>
+              <w:rPr>
+                <w:rFonts w:ascii="Calibri" w:hAnsi="Calibri" w:cs="Calibri"/>
+              </w:rPr>
+              <w:t>Individual Reflective Report</w:t>
+            </w:r>
+          </w:p>
+        </w:tc>
+        <w:tc>
+          <w:tcPr>
+            <w:tcW w:w="2083" w:type="dxa"/>
+            <w:vAlign w:val="center"/>
+          </w:tcPr>
+          <w:p>
+            <w:pPr>
+              <w:rPr>
+                <w:rFonts w:ascii="Calibri" w:hAnsi="Calibri" w:cs="Calibri"/>
+              </w:rPr>
+            </w:pPr>
+            <w:r>
+              <w:rPr>
+                <w:rFonts w:ascii="Calibri" w:hAnsi="Calibri" w:cs="Calibri"/>
+              </w:rPr>
+              <w:t>All Team Members</w:t>
+            </w:r>
+          </w:p>
+        </w:tc>
+        <w:tc>
+          <w:tcPr>
+            <w:tcW w:w="2520" w:type="dxa"/>
+            <w:vAlign w:val="center"/>
+          </w:tcPr>
+          <w:p>
+            <w:pPr>
+              <w:rPr>
+                <w:rFonts w:ascii="Calibri" w:hAnsi="Calibri" w:cs="Calibri"/>
+              </w:rPr>
+            </w:pPr>
+            <w:r>
+              <w:rPr>
+                <w:rFonts w:ascii="Calibri" w:hAnsi="Calibri" w:cs="Calibri"/>
+              </w:rPr>
+              <w:t>Extended</w:t>
+            </w:r>
+          </w:p>
+        </w:tc>
+      </w:tr>
+      <w:tr>
+        <w:trPr>
+          <w:trHeight w:val="300"/>
+        </w:trPr>
+        <w:tc>
+          <w:tcPr>
+            <w:tcW w:w="540" w:type="dxa"/>
+            <w:vAlign w:val="center"/>
+          </w:tcPr>
+          <w:p>
+            <w:pPr>
+              <w:numPr>
+                <w:ilvl w:val="0"/>
+                <w:numId w:val="19"/>
+              </w:numPr>
+              <w:ind w:left="144" w:hanging="158"/>
+              <w:rPr>
+                <w:rFonts w:ascii="Calibri" w:hAnsi="Calibri" w:cs="Calibri"/>
+              </w:rPr>
+            </w:pPr>
+          </w:p>
+        </w:tc>
+        <w:tc>
+          <w:tcPr>
+            <w:tcW w:w="4847" w:type="dxa"/>
+            <w:vAlign w:val="center"/>
+          </w:tcPr>
+          <w:p>
+            <w:pPr>
+              <w:rPr>
+                <w:rFonts w:ascii="Calibri" w:hAnsi="Calibri" w:cs="Calibri"/>
+              </w:rPr>
+            </w:pPr>
+            <w:r>
+              <w:rPr>
+                <w:rFonts w:ascii="Calibri" w:hAnsi="Calibri" w:cs="Calibri"/>
+              </w:rPr>
+              <w:t xml:space="preserve">Organising the Portfolio Folders </w:t>
+            </w:r>
+          </w:p>
+        </w:tc>
+        <w:tc>
+          <w:tcPr>
+            <w:tcW w:w="2083" w:type="dxa"/>
+            <w:vAlign w:val="center"/>
+          </w:tcPr>
+          <w:p>
+            <w:pPr>
+              <w:rPr>
+                <w:rFonts w:ascii="Calibri" w:hAnsi="Calibri" w:cs="Calibri"/>
+              </w:rPr>
+            </w:pPr>
+            <w:r>
+              <w:rPr>
+                <w:rFonts w:ascii="Calibri" w:hAnsi="Calibri" w:cs="Calibri"/>
+              </w:rPr>
+              <w:t>Thomas</w:t>
+            </w:r>
+          </w:p>
+        </w:tc>
+        <w:tc>
+          <w:tcPr>
+            <w:tcW w:w="2520" w:type="dxa"/>
+            <w:vAlign w:val="center"/>
+          </w:tcPr>
+          <w:p>
+            <w:pPr>
+              <w:rPr>
+                <w:rFonts w:ascii="Calibri" w:hAnsi="Calibri" w:cs="Calibri"/>
+              </w:rPr>
+            </w:pPr>
+            <w:r>
+              <w:rPr>
+                <w:rFonts w:ascii="Calibri" w:hAnsi="Calibri" w:cs="Calibri"/>
+              </w:rPr>
+              <w:t>28/</w:t>
+            </w:r>
+            <w:r>
+              <w:rPr>
+                <w:rFonts w:ascii="Calibri" w:hAnsi="Calibri" w:cs="Calibri"/>
+              </w:rPr>
+              <w:t>10</w:t>
+            </w:r>
+            <w:r>
+              <w:rPr>
+                <w:rFonts w:ascii="Calibri" w:hAnsi="Calibri" w:cs="Calibri"/>
+              </w:rPr>
+              <w:t>/2025</w:t>
+            </w:r>
+          </w:p>
+        </w:tc>
+      </w:tr>
+      <w:tr>
+        <w:trPr>
+          <w:trHeight w:val="300"/>
+        </w:trPr>
+        <w:tc>
+          <w:tcPr>
+            <w:tcW w:w="540" w:type="dxa"/>
+            <w:vAlign w:val="center"/>
+          </w:tcPr>
+          <w:p>
+            <w:pPr>
+              <w:numPr>
+                <w:ilvl w:val="0"/>
+                <w:numId w:val="19"/>
+              </w:numPr>
+              <w:ind w:left="144" w:hanging="158"/>
+              <w:rPr>
+                <w:rFonts w:ascii="Calibri" w:hAnsi="Calibri" w:cs="Calibri"/>
+              </w:rPr>
+            </w:pPr>
+          </w:p>
+        </w:tc>
+        <w:tc>
+          <w:tcPr>
+            <w:tcW w:w="4847" w:type="dxa"/>
+            <w:vAlign w:val="center"/>
+          </w:tcPr>
+          <w:p>
+            <w:pPr>
+              <w:rPr>
+                <w:rFonts w:ascii="Calibri" w:hAnsi="Calibri" w:cs="Calibri"/>
+              </w:rPr>
+            </w:pPr>
+            <w:r>
+              <w:rPr>
+                <w:rFonts w:ascii="Calibri" w:hAnsi="Calibri" w:cs="Calibri"/>
+              </w:rPr>
+              <w:t>Final Poster</w:t>
+            </w:r>
+          </w:p>
+        </w:tc>
+        <w:tc>
+          <w:tcPr>
+            <w:tcW w:w="2083" w:type="dxa"/>
+            <w:vAlign w:val="center"/>
+          </w:tcPr>
+          <w:p>
+            <w:pPr>
+              <w:rPr>
+                <w:rFonts w:ascii="Calibri" w:hAnsi="Calibri" w:cs="Calibri"/>
+              </w:rPr>
+            </w:pPr>
+            <w:r>
+              <w:rPr>
+                <w:rFonts w:ascii="Calibri" w:hAnsi="Calibri" w:cs="Calibri"/>
+              </w:rPr>
+              <w:t>All Team Members</w:t>
+            </w:r>
+          </w:p>
+        </w:tc>
+        <w:tc>
+          <w:tcPr>
+            <w:tcW w:w="2520" w:type="dxa"/>
+            <w:vAlign w:val="center"/>
+          </w:tcPr>
+          <w:p>
+            <w:pPr>
+              <w:rPr>
+                <w:rFonts w:ascii="Calibri" w:hAnsi="Calibri" w:cs="Calibri"/>
+              </w:rPr>
+            </w:pPr>
+            <w:r>
+              <w:rPr>
+                <w:rFonts w:ascii="Calibri" w:hAnsi="Calibri" w:cs="Calibri"/>
+              </w:rPr>
+              <w:t>Extended</w:t>
+            </w:r>
           </w:p>
         </w:tc>
       </w:tr>
@@ -2382,8 +2811,8 @@
       <w:tblGrid>
         <w:gridCol w:w="540"/>
         <w:gridCol w:w="5272"/>
-        <w:gridCol w:w="1701"/>
-        <w:gridCol w:w="2477"/>
+        <w:gridCol w:w="1985"/>
+        <w:gridCol w:w="2193"/>
       </w:tblGrid>
       <w:tr>
         <w:tc>
@@ -2430,7 +2859,7 @@
         </w:tc>
         <w:tc>
           <w:tcPr>
-            <w:tcW w:w="1701" w:type="dxa"/>
+            <w:tcW w:w="1985" w:type="dxa"/>
             <w:shd w:val="clear" w:color="auto" w:fill="D9D9D9" w:themeFill="background1" w:themeFillShade="D9"/>
           </w:tcPr>
           <w:p>
@@ -2451,7 +2880,7 @@
         </w:tc>
         <w:tc>
           <w:tcPr>
-            <w:tcW w:w="2477" w:type="dxa"/>
+            <w:tcW w:w="2193" w:type="dxa"/>
             <w:shd w:val="clear" w:color="auto" w:fill="D9D9D9" w:themeFill="background1" w:themeFillShade="D9"/>
           </w:tcPr>
           <w:p>
@@ -2529,7 +2958,7 @@
         </w:tc>
         <w:tc>
           <w:tcPr>
-            <w:tcW w:w="1701" w:type="dxa"/>
+            <w:tcW w:w="1985" w:type="dxa"/>
             <w:vAlign w:val="center"/>
           </w:tcPr>
           <w:p>
@@ -2549,7 +2978,7 @@
         </w:tc>
         <w:tc>
           <w:tcPr>
-            <w:tcW w:w="2477" w:type="dxa"/>
+            <w:tcW w:w="2193" w:type="dxa"/>
             <w:vAlign w:val="center"/>
           </w:tcPr>
           <w:p>
@@ -2608,7 +3037,7 @@
         </w:tc>
         <w:tc>
           <w:tcPr>
-            <w:tcW w:w="1701" w:type="dxa"/>
+            <w:tcW w:w="1985" w:type="dxa"/>
             <w:vAlign w:val="center"/>
           </w:tcPr>
           <w:p>
@@ -2628,7 +3057,7 @@
         </w:tc>
         <w:tc>
           <w:tcPr>
-            <w:tcW w:w="2477" w:type="dxa"/>
+            <w:tcW w:w="2193" w:type="dxa"/>
             <w:vAlign w:val="center"/>
           </w:tcPr>
           <w:p>
@@ -2687,7 +3116,7 @@
         </w:tc>
         <w:tc>
           <w:tcPr>
-            <w:tcW w:w="1701" w:type="dxa"/>
+            <w:tcW w:w="1985" w:type="dxa"/>
             <w:vAlign w:val="center"/>
           </w:tcPr>
           <w:p>
@@ -2707,7 +3136,7 @@
         </w:tc>
         <w:tc>
           <w:tcPr>
-            <w:tcW w:w="2477" w:type="dxa"/>
+            <w:tcW w:w="2193" w:type="dxa"/>
             <w:vAlign w:val="center"/>
           </w:tcPr>
           <w:p>
@@ -2765,13 +3194,13 @@
               <w:rPr>
                 <w:rFonts w:ascii="Calibri" w:hAnsi="Calibri" w:cs="Calibri"/>
               </w:rPr>
-              <w:t xml:space="preserve"> a list of final changes needed for our meeting with the entire team tomorrow before our final submission. </w:t>
-            </w:r>
-          </w:p>
-        </w:tc>
-        <w:tc>
-          <w:tcPr>
-            <w:tcW w:w="1701" w:type="dxa"/>
+              <w:t xml:space="preserve"> a list of final changes for our meeting with the entire team tomorrow before final submission. </w:t>
+            </w:r>
+          </w:p>
+        </w:tc>
+        <w:tc>
+          <w:tcPr>
+            <w:tcW w:w="1985" w:type="dxa"/>
             <w:vAlign w:val="center"/>
           </w:tcPr>
           <w:p>
@@ -2790,7 +3219,7 @@
         </w:tc>
         <w:tc>
           <w:tcPr>
-            <w:tcW w:w="2477" w:type="dxa"/>
+            <w:tcW w:w="2193" w:type="dxa"/>
             <w:vAlign w:val="center"/>
           </w:tcPr>
           <w:p>
@@ -2804,6 +3233,516 @@
                 <w:rFonts w:ascii="Calibri" w:hAnsi="Calibri" w:cs="Calibri"/>
               </w:rPr>
               <w:t>Completed</w:t>
+            </w:r>
+          </w:p>
+        </w:tc>
+      </w:tr>
+      <w:tr>
+        <w:tc>
+          <w:tcPr>
+            <w:tcW w:w="540" w:type="dxa"/>
+            <w:vAlign w:val="center"/>
+          </w:tcPr>
+          <w:p>
+            <w:pPr>
+              <w:numPr>
+                <w:ilvl w:val="0"/>
+                <w:numId w:val="20"/>
+              </w:numPr>
+              <w:ind w:left="342"/>
+              <w:rPr>
+                <w:rFonts w:ascii="Calibri" w:hAnsi="Calibri" w:cs="Calibri"/>
+              </w:rPr>
+            </w:pPr>
+          </w:p>
+        </w:tc>
+        <w:tc>
+          <w:tcPr>
+            <w:tcW w:w="5272" w:type="dxa"/>
+            <w:vAlign w:val="center"/>
+          </w:tcPr>
+          <w:p>
+            <w:pPr>
+              <w:rPr>
+                <w:rFonts w:ascii="Calibri" w:hAnsi="Calibri" w:cs="Calibri"/>
+              </w:rPr>
+            </w:pPr>
+            <w:r>
+              <w:rPr>
+                <w:rFonts w:ascii="Calibri" w:hAnsi="Calibri" w:cs="Calibri"/>
+              </w:rPr>
+              <w:t>Reformatting the Poster Layout</w:t>
+            </w:r>
+          </w:p>
+        </w:tc>
+        <w:tc>
+          <w:tcPr>
+            <w:tcW w:w="1985" w:type="dxa"/>
+            <w:vAlign w:val="center"/>
+          </w:tcPr>
+          <w:p>
+            <w:pPr>
+              <w:rPr>
+                <w:rFonts w:ascii="Calibri" w:hAnsi="Calibri" w:cs="Calibri"/>
+              </w:rPr>
+            </w:pPr>
+            <w:r>
+              <w:rPr>
+                <w:rFonts w:ascii="Calibri" w:hAnsi="Calibri" w:cs="Calibri"/>
+              </w:rPr>
+              <w:t>Larissa</w:t>
+            </w:r>
+          </w:p>
+        </w:tc>
+        <w:tc>
+          <w:tcPr>
+            <w:tcW w:w="2193" w:type="dxa"/>
+            <w:vAlign w:val="center"/>
+          </w:tcPr>
+          <w:p>
+            <w:pPr>
+              <w:rPr>
+                <w:rFonts w:ascii="Calibri" w:hAnsi="Calibri" w:cs="Calibri"/>
+              </w:rPr>
+            </w:pPr>
+            <w:r>
+              <w:rPr>
+                <w:rFonts w:ascii="Calibri" w:hAnsi="Calibri" w:cs="Calibri"/>
+              </w:rPr>
+              <w:t>31/10/2025</w:t>
+            </w:r>
+          </w:p>
+        </w:tc>
+      </w:tr>
+      <w:tr>
+        <w:tc>
+          <w:tcPr>
+            <w:tcW w:w="540" w:type="dxa"/>
+            <w:vAlign w:val="center"/>
+          </w:tcPr>
+          <w:p>
+            <w:pPr>
+              <w:numPr>
+                <w:ilvl w:val="0"/>
+                <w:numId w:val="20"/>
+              </w:numPr>
+              <w:ind w:left="342"/>
+              <w:rPr>
+                <w:rFonts w:ascii="Calibri" w:hAnsi="Calibri" w:cs="Calibri"/>
+              </w:rPr>
+            </w:pPr>
+          </w:p>
+        </w:tc>
+        <w:tc>
+          <w:tcPr>
+            <w:tcW w:w="5272" w:type="dxa"/>
+            <w:vAlign w:val="center"/>
+          </w:tcPr>
+          <w:p>
+            <w:pPr>
+              <w:rPr>
+                <w:rFonts w:ascii="Calibri" w:hAnsi="Calibri" w:cs="Calibri"/>
+              </w:rPr>
+            </w:pPr>
+            <w:r>
+              <w:rPr>
+                <w:rFonts w:ascii="Calibri" w:hAnsi="Calibri" w:cs="Calibri"/>
+              </w:rPr>
+              <w:t>Poster: Requirements Section</w:t>
+            </w:r>
+          </w:p>
+        </w:tc>
+        <w:tc>
+          <w:tcPr>
+            <w:tcW w:w="1985" w:type="dxa"/>
+            <w:vAlign w:val="center"/>
+          </w:tcPr>
+          <w:p>
+            <w:pPr>
+              <w:rPr>
+                <w:rFonts w:ascii="Calibri" w:hAnsi="Calibri" w:cs="Calibri"/>
+              </w:rPr>
+            </w:pPr>
+            <w:r>
+              <w:rPr>
+                <w:rFonts w:ascii="Calibri" w:hAnsi="Calibri" w:cs="Calibri"/>
+              </w:rPr>
+              <w:t>Thomas &amp; Win</w:t>
+            </w:r>
+          </w:p>
+        </w:tc>
+        <w:tc>
+          <w:tcPr>
+            <w:tcW w:w="2193" w:type="dxa"/>
+            <w:vAlign w:val="center"/>
+          </w:tcPr>
+          <w:p>
+            <w:pPr>
+              <w:rPr>
+                <w:rFonts w:ascii="Calibri" w:hAnsi="Calibri" w:cs="Calibri"/>
+              </w:rPr>
+            </w:pPr>
+            <w:r>
+              <w:rPr>
+                <w:rFonts w:ascii="Calibri" w:hAnsi="Calibri" w:cs="Calibri"/>
+              </w:rPr>
+              <w:t>31/10/2025</w:t>
+            </w:r>
+          </w:p>
+        </w:tc>
+      </w:tr>
+      <w:tr>
+        <w:tc>
+          <w:tcPr>
+            <w:tcW w:w="540" w:type="dxa"/>
+            <w:vAlign w:val="center"/>
+          </w:tcPr>
+          <w:p>
+            <w:pPr>
+              <w:numPr>
+                <w:ilvl w:val="0"/>
+                <w:numId w:val="20"/>
+              </w:numPr>
+              <w:ind w:left="342"/>
+              <w:rPr>
+                <w:rFonts w:ascii="Calibri" w:hAnsi="Calibri" w:cs="Calibri"/>
+              </w:rPr>
+            </w:pPr>
+          </w:p>
+        </w:tc>
+        <w:tc>
+          <w:tcPr>
+            <w:tcW w:w="5272" w:type="dxa"/>
+            <w:vAlign w:val="center"/>
+          </w:tcPr>
+          <w:p>
+            <w:pPr>
+              <w:rPr>
+                <w:rFonts w:ascii="Calibri" w:hAnsi="Calibri" w:cs="Calibri"/>
+              </w:rPr>
+            </w:pPr>
+            <w:r>
+              <w:rPr>
+                <w:rFonts w:ascii="Calibri" w:hAnsi="Calibri" w:cs="Calibri"/>
+              </w:rPr>
+              <w:t>Poster: Shortening and Fixing up own sections</w:t>
+            </w:r>
+          </w:p>
+        </w:tc>
+        <w:tc>
+          <w:tcPr>
+            <w:tcW w:w="1985" w:type="dxa"/>
+            <w:vAlign w:val="center"/>
+          </w:tcPr>
+          <w:p>
+            <w:pPr>
+              <w:rPr>
+                <w:rFonts w:ascii="Calibri" w:hAnsi="Calibri" w:cs="Calibri"/>
+              </w:rPr>
+            </w:pPr>
+            <w:r>
+              <w:rPr>
+                <w:rFonts w:ascii="Calibri" w:hAnsi="Calibri" w:cs="Calibri"/>
+              </w:rPr>
+              <w:t xml:space="preserve">All team Members </w:t>
+            </w:r>
+          </w:p>
+        </w:tc>
+        <w:tc>
+          <w:tcPr>
+            <w:tcW w:w="2193" w:type="dxa"/>
+            <w:vAlign w:val="center"/>
+          </w:tcPr>
+          <w:p>
+            <w:pPr>
+              <w:rPr>
+                <w:rFonts w:ascii="Calibri" w:hAnsi="Calibri" w:cs="Calibri"/>
+              </w:rPr>
+            </w:pPr>
+            <w:r>
+              <w:rPr>
+                <w:rFonts w:ascii="Calibri" w:hAnsi="Calibri" w:cs="Calibri"/>
+              </w:rPr>
+              <w:t>31/10/2025</w:t>
+            </w:r>
+          </w:p>
+        </w:tc>
+      </w:tr>
+      <w:tr>
+        <w:tc>
+          <w:tcPr>
+            <w:tcW w:w="540" w:type="dxa"/>
+            <w:vAlign w:val="center"/>
+          </w:tcPr>
+          <w:p>
+            <w:pPr>
+              <w:numPr>
+                <w:ilvl w:val="0"/>
+                <w:numId w:val="20"/>
+              </w:numPr>
+              <w:ind w:left="342"/>
+              <w:rPr>
+                <w:rFonts w:ascii="Calibri" w:hAnsi="Calibri" w:cs="Calibri"/>
+              </w:rPr>
+            </w:pPr>
+          </w:p>
+        </w:tc>
+        <w:tc>
+          <w:tcPr>
+            <w:tcW w:w="5272" w:type="dxa"/>
+            <w:vAlign w:val="center"/>
+          </w:tcPr>
+          <w:p>
+            <w:pPr>
+              <w:rPr>
+                <w:rFonts w:ascii="Calibri" w:hAnsi="Calibri" w:cs="Calibri"/>
+              </w:rPr>
+            </w:pPr>
+            <w:r>
+              <w:rPr>
+                <w:rFonts w:ascii="Calibri" w:hAnsi="Calibri" w:cs="Calibri"/>
+              </w:rPr>
+              <w:t>Individual Reflective Report</w:t>
+            </w:r>
+          </w:p>
+        </w:tc>
+        <w:tc>
+          <w:tcPr>
+            <w:tcW w:w="1985" w:type="dxa"/>
+            <w:vAlign w:val="center"/>
+          </w:tcPr>
+          <w:p>
+            <w:pPr>
+              <w:rPr>
+                <w:rFonts w:ascii="Calibri" w:hAnsi="Calibri" w:cs="Calibri"/>
+              </w:rPr>
+            </w:pPr>
+            <w:r>
+              <w:rPr>
+                <w:rFonts w:ascii="Calibri" w:hAnsi="Calibri" w:cs="Calibri"/>
+              </w:rPr>
+              <w:t>All Team Members</w:t>
+            </w:r>
+          </w:p>
+        </w:tc>
+        <w:tc>
+          <w:tcPr>
+            <w:tcW w:w="2193" w:type="dxa"/>
+            <w:vAlign w:val="center"/>
+          </w:tcPr>
+          <w:p>
+            <w:pPr>
+              <w:rPr>
+                <w:rFonts w:ascii="Calibri" w:hAnsi="Calibri" w:cs="Calibri"/>
+              </w:rPr>
+            </w:pPr>
+            <w:r>
+              <w:rPr>
+                <w:rFonts w:ascii="Calibri" w:hAnsi="Calibri" w:cs="Calibri"/>
+              </w:rPr>
+              <w:t>31</w:t>
+            </w:r>
+            <w:r>
+              <w:rPr>
+                <w:rFonts w:ascii="Calibri" w:hAnsi="Calibri" w:cs="Calibri"/>
+              </w:rPr>
+              <w:t>/</w:t>
+            </w:r>
+            <w:r>
+              <w:rPr>
+                <w:rFonts w:ascii="Calibri" w:hAnsi="Calibri" w:cs="Calibri"/>
+              </w:rPr>
+              <w:t>10</w:t>
+            </w:r>
+            <w:r>
+              <w:rPr>
+                <w:rFonts w:ascii="Calibri" w:hAnsi="Calibri" w:cs="Calibri"/>
+              </w:rPr>
+              <w:t>/2025</w:t>
+            </w:r>
+          </w:p>
+        </w:tc>
+      </w:tr>
+      <w:tr>
+        <w:tc>
+          <w:tcPr>
+            <w:tcW w:w="540" w:type="dxa"/>
+            <w:vAlign w:val="center"/>
+          </w:tcPr>
+          <w:p>
+            <w:pPr>
+              <w:numPr>
+                <w:ilvl w:val="0"/>
+                <w:numId w:val="20"/>
+              </w:numPr>
+              <w:ind w:left="342"/>
+              <w:rPr>
+                <w:rFonts w:ascii="Calibri" w:hAnsi="Calibri" w:cs="Calibri"/>
+              </w:rPr>
+            </w:pPr>
+          </w:p>
+        </w:tc>
+        <w:tc>
+          <w:tcPr>
+            <w:tcW w:w="5272" w:type="dxa"/>
+            <w:vAlign w:val="center"/>
+          </w:tcPr>
+          <w:p>
+            <w:pPr>
+              <w:rPr>
+                <w:rFonts w:ascii="Calibri" w:hAnsi="Calibri" w:cs="Calibri"/>
+              </w:rPr>
+            </w:pPr>
+            <w:r>
+              <w:rPr>
+                <w:rFonts w:ascii="Calibri" w:hAnsi="Calibri" w:cs="Calibri"/>
+              </w:rPr>
+              <w:t xml:space="preserve">Organising the Portfolio Folders </w:t>
+            </w:r>
+          </w:p>
+        </w:tc>
+        <w:tc>
+          <w:tcPr>
+            <w:tcW w:w="1985" w:type="dxa"/>
+            <w:vAlign w:val="center"/>
+          </w:tcPr>
+          <w:p>
+            <w:pPr>
+              <w:rPr>
+                <w:rFonts w:ascii="Calibri" w:hAnsi="Calibri" w:cs="Calibri"/>
+              </w:rPr>
+            </w:pPr>
+            <w:r>
+              <w:rPr>
+                <w:rFonts w:ascii="Calibri" w:hAnsi="Calibri" w:cs="Calibri"/>
+              </w:rPr>
+              <w:t>Thomas</w:t>
+            </w:r>
+          </w:p>
+        </w:tc>
+        <w:tc>
+          <w:tcPr>
+            <w:tcW w:w="2193" w:type="dxa"/>
+            <w:vAlign w:val="center"/>
+          </w:tcPr>
+          <w:p>
+            <w:pPr>
+              <w:rPr>
+                <w:rFonts w:ascii="Calibri" w:hAnsi="Calibri" w:cs="Calibri"/>
+              </w:rPr>
+            </w:pPr>
+            <w:r>
+              <w:rPr>
+                <w:rFonts w:ascii="Calibri" w:hAnsi="Calibri" w:cs="Calibri"/>
+              </w:rPr>
+              <w:t>28/</w:t>
+            </w:r>
+            <w:r>
+              <w:rPr>
+                <w:rFonts w:ascii="Calibri" w:hAnsi="Calibri" w:cs="Calibri"/>
+              </w:rPr>
+              <w:t>10</w:t>
+            </w:r>
+            <w:r>
+              <w:rPr>
+                <w:rFonts w:ascii="Calibri" w:hAnsi="Calibri" w:cs="Calibri"/>
+              </w:rPr>
+              <w:t>/2025</w:t>
+            </w:r>
+          </w:p>
+        </w:tc>
+      </w:tr>
+      <w:tr>
+        <w:tc>
+          <w:tcPr>
+            <w:tcW w:w="540" w:type="dxa"/>
+            <w:vAlign w:val="center"/>
+          </w:tcPr>
+          <w:p>
+            <w:pPr>
+              <w:numPr>
+                <w:ilvl w:val="0"/>
+                <w:numId w:val="20"/>
+              </w:numPr>
+              <w:ind w:left="342"/>
+              <w:rPr>
+                <w:rFonts w:ascii="Calibri" w:hAnsi="Calibri" w:cs="Calibri"/>
+              </w:rPr>
+            </w:pPr>
+          </w:p>
+        </w:tc>
+        <w:tc>
+          <w:tcPr>
+            <w:tcW w:w="5272" w:type="dxa"/>
+            <w:vAlign w:val="center"/>
+          </w:tcPr>
+          <w:p>
+            <w:pPr>
+              <w:rPr>
+                <w:rFonts w:ascii="Calibri" w:hAnsi="Calibri" w:cs="Calibri"/>
+              </w:rPr>
+            </w:pPr>
+            <w:r>
+              <w:rPr>
+                <w:rFonts w:ascii="Calibri" w:hAnsi="Calibri" w:cs="Calibri"/>
+              </w:rPr>
+              <w:t>Final Poster</w:t>
+            </w:r>
+          </w:p>
+        </w:tc>
+        <w:tc>
+          <w:tcPr>
+            <w:tcW w:w="1985" w:type="dxa"/>
+            <w:vAlign w:val="center"/>
+          </w:tcPr>
+          <w:p>
+            <w:pPr>
+              <w:rPr>
+                <w:rFonts w:ascii="Calibri" w:hAnsi="Calibri" w:cs="Calibri"/>
+              </w:rPr>
+            </w:pPr>
+            <w:r>
+              <w:rPr>
+                <w:rFonts w:ascii="Calibri" w:hAnsi="Calibri" w:cs="Calibri"/>
+              </w:rPr>
+              <w:t>All Team Members</w:t>
+            </w:r>
+          </w:p>
+        </w:tc>
+        <w:tc>
+          <w:tcPr>
+            <w:tcW w:w="2193" w:type="dxa"/>
+            <w:vAlign w:val="center"/>
+          </w:tcPr>
+          <w:p>
+            <w:pPr>
+              <w:rPr>
+                <w:rFonts w:ascii="Calibri" w:hAnsi="Calibri" w:cs="Calibri"/>
+              </w:rPr>
+            </w:pPr>
+            <w:r>
+              <w:rPr>
+                <w:rFonts w:ascii="Calibri" w:hAnsi="Calibri" w:cs="Calibri"/>
+              </w:rPr>
+              <w:t>31</w:t>
+            </w:r>
+            <w:r>
+              <w:rPr>
+                <w:rFonts w:ascii="Calibri" w:hAnsi="Calibri" w:cs="Calibri"/>
+              </w:rPr>
+              <w:t>/</w:t>
+            </w:r>
+            <w:r>
+              <w:rPr>
+                <w:rFonts w:ascii="Calibri" w:hAnsi="Calibri" w:cs="Calibri"/>
+              </w:rPr>
+              <w:t>10</w:t>
+            </w:r>
+            <w:r>
+              <w:rPr>
+                <w:rFonts w:ascii="Calibri" w:hAnsi="Calibri" w:cs="Calibri"/>
+              </w:rPr>
+              <w:t>/2025</w:t>
             </w:r>
           </w:p>
         </w:tc>
@@ -2813,22 +3752,6 @@
       <w:pPr>
         <w:rPr>
           <w:rFonts w:ascii="Calibri" w:hAnsi="Calibri" w:cs="Calibri"/>
-        </w:rPr>
-      </w:pPr>
-    </w:p>
-    <w:p>
-      <w:pPr>
-        <w:rPr>
-          <w:rFonts w:ascii="Calibri" w:hAnsi="Calibri" w:cs="Calibri"/>
-          <w:b/>
-        </w:rPr>
-      </w:pPr>
-    </w:p>
-    <w:p>
-      <w:pPr>
-        <w:rPr>
-          <w:rFonts w:ascii="Calibri" w:hAnsi="Calibri" w:cs="Calibri"/>
-          <w:b/>
         </w:rPr>
       </w:pPr>
     </w:p>
@@ -2852,7 +3775,6 @@
           <w:rFonts w:ascii="Calibri" w:hAnsi="Calibri" w:cs="Calibri"/>
           <w:b/>
         </w:rPr>
-        <w:lastRenderedPageBreak/>
         <w:t>Next Meeting</w:t>
       </w:r>
     </w:p>
@@ -3037,7 +3959,19 @@
               <w:rPr>
                 <w:rFonts w:ascii="Calibri" w:hAnsi="Calibri" w:cs="Calibri"/>
               </w:rPr>
-              <w:t xml:space="preserve">sing everything for the final submission. </w:t>
+              <w:t xml:space="preserve">sing everything for the final </w:t>
+            </w:r>
+            <w:r>
+              <w:rPr>
+                <w:rFonts w:ascii="Calibri" w:hAnsi="Calibri" w:cs="Calibri"/>
+              </w:rPr>
+              <w:t xml:space="preserve">portfolio </w:t>
+            </w:r>
+            <w:r>
+              <w:rPr>
+                <w:rFonts w:ascii="Calibri" w:hAnsi="Calibri" w:cs="Calibri"/>
+              </w:rPr>
+              <w:t xml:space="preserve">submission. </w:t>
             </w:r>
           </w:p>
         </w:tc>
@@ -3344,7 +4278,7 @@
           <v:path o:extrusionok="f" gradientshapeok="t" o:connecttype="rect"/>
           <o:lock v:ext="edit" aspectratio="t"/>
         </v:shapetype>
-        <v:shape id="_x0000_s1025" type="#_x0000_t75" style="position:absolute;left:0;text-align:left;margin-left:-57.65pt;margin-top:-35.55pt;width:610.4pt;height:100.2pt;z-index:251657728">
+        <v:shape id="_x0000_s1025" type="#_x0000_t75" style="position:absolute;left:0;text-align:left;margin-left:-57.65pt;margin-top:-35.55pt;width:610.4pt;height:100.2pt;z-index:251658240">
           <v:imagedata r:id="rId1" o:title="Untitled-4"/>
           <w10:wrap type="square"/>
         </v:shape>

--- a/03-Communication-and-Teamwork/Meetings/Minutes/Team-Meetings/Meeting Minutes 2025-10-27 (Team).docx
+++ b/03-Communication-and-Teamwork/Meetings/Minutes/Team-Meetings/Meeting Minutes 2025-10-27 (Team).docx
@@ -212,6 +212,9 @@
         </w:tc>
       </w:tr>
       <w:tr>
+        <w:trPr>
+          <w:trHeight w:val="60"/>
+        </w:trPr>
         <w:tc>
           <w:tcPr>
             <w:tcW w:w="2952" w:type="dxa"/>
@@ -286,92 +289,108 @@
             <w:r>
               <w:rPr>
                 <w:rFonts w:ascii="Calibri" w:hAnsi="Calibri" w:cs="Calibri"/>
+              </w:rPr>
+              <w:t xml:space="preserve"> </w:t>
+            </w:r>
+            <w:r>
+              <w:rPr>
+                <w:rFonts w:ascii="Calibri" w:hAnsi="Calibri" w:cs="Calibri"/>
+              </w:rPr>
+              <w:t>Online</w:t>
+            </w:r>
+          </w:p>
+        </w:tc>
+        <w:tc>
+          <w:tcPr>
+            <w:tcW w:w="2952" w:type="dxa"/>
+            <w:vAlign w:val="center"/>
+          </w:tcPr>
+          <w:p>
+            <w:pPr>
+              <w:rPr>
+                <w:rFonts w:ascii="Calibri" w:hAnsi="Calibri" w:cs="Calibri"/>
                 <w:b/>
                 <w:bCs/>
               </w:rPr>
-              <w:t xml:space="preserve"> </w:t>
-            </w:r>
-            <w:r>
-              <w:rPr>
-                <w:rFonts w:ascii="Calibri" w:hAnsi="Calibri" w:cs="Calibri"/>
-              </w:rPr>
-              <w:t>Voice Call</w:t>
-            </w:r>
-          </w:p>
-        </w:tc>
-        <w:tc>
-          <w:tcPr>
-            <w:tcW w:w="2952" w:type="dxa"/>
-            <w:vAlign w:val="center"/>
-          </w:tcPr>
-          <w:p>
-            <w:pPr>
+            </w:pPr>
+            <w:r>
               <w:rPr>
                 <w:rFonts w:ascii="Calibri" w:hAnsi="Calibri" w:cs="Calibri"/>
                 <w:b/>
                 <w:bCs/>
               </w:rPr>
-            </w:pPr>
+              <w:t>Date:</w:t>
+            </w:r>
             <w:r>
               <w:rPr>
                 <w:rFonts w:ascii="Calibri" w:hAnsi="Calibri" w:cs="Calibri"/>
                 <w:b/>
                 <w:bCs/>
               </w:rPr>
-              <w:t>Date:</w:t>
-            </w:r>
+              <w:t xml:space="preserve"> </w:t>
+            </w:r>
+            <w:r>
+              <w:rPr>
+                <w:rFonts w:ascii="Calibri" w:hAnsi="Calibri" w:cs="Calibri"/>
+              </w:rPr>
+              <w:t>27</w:t>
+            </w:r>
+            <w:r>
+              <w:rPr>
+                <w:rFonts w:ascii="Calibri" w:hAnsi="Calibri" w:cs="Calibri"/>
+              </w:rPr>
+              <w:t>/</w:t>
+            </w:r>
+            <w:r>
+              <w:rPr>
+                <w:rFonts w:ascii="Calibri" w:hAnsi="Calibri" w:cs="Calibri"/>
+              </w:rPr>
+              <w:t>10</w:t>
+            </w:r>
+            <w:r>
+              <w:rPr>
+                <w:rFonts w:ascii="Calibri" w:hAnsi="Calibri" w:cs="Calibri"/>
+              </w:rPr>
+              <w:t>/2025</w:t>
+            </w:r>
+          </w:p>
+        </w:tc>
+        <w:tc>
+          <w:tcPr>
+            <w:tcW w:w="4086" w:type="dxa"/>
+            <w:vAlign w:val="center"/>
+          </w:tcPr>
+          <w:p>
+            <w:pPr>
+              <w:rPr>
+                <w:rFonts w:ascii="Calibri" w:hAnsi="Calibri" w:cs="Calibri"/>
+              </w:rPr>
+            </w:pPr>
             <w:r>
               <w:rPr>
                 <w:rFonts w:ascii="Calibri" w:hAnsi="Calibri" w:cs="Calibri"/>
                 <w:b/>
                 <w:bCs/>
               </w:rPr>
+              <w:t>Time:</w:t>
+            </w:r>
+            <w:r>
+              <w:rPr>
+                <w:rFonts w:ascii="Calibri" w:hAnsi="Calibri" w:cs="Calibri"/>
+              </w:rPr>
               <w:t xml:space="preserve"> </w:t>
             </w:r>
             <w:r>
               <w:rPr>
                 <w:rFonts w:ascii="Calibri" w:hAnsi="Calibri" w:cs="Calibri"/>
               </w:rPr>
-              <w:t>27</w:t>
-            </w:r>
-            <w:r>
-              <w:rPr>
-                <w:rFonts w:ascii="Calibri" w:hAnsi="Calibri" w:cs="Calibri"/>
-              </w:rPr>
-              <w:t>/</w:t>
-            </w:r>
-            <w:r>
-              <w:rPr>
-                <w:rFonts w:ascii="Calibri" w:hAnsi="Calibri" w:cs="Calibri"/>
-              </w:rPr>
-              <w:t>10</w:t>
-            </w:r>
-            <w:r>
-              <w:rPr>
-                <w:rFonts w:ascii="Calibri" w:hAnsi="Calibri" w:cs="Calibri"/>
-              </w:rPr>
-              <w:t>/2025</w:t>
-            </w:r>
-          </w:p>
-        </w:tc>
-        <w:tc>
-          <w:tcPr>
-            <w:tcW w:w="4086" w:type="dxa"/>
-            <w:vAlign w:val="center"/>
-          </w:tcPr>
-          <w:p>
-            <w:pPr>
-              <w:rPr>
-                <w:rFonts w:ascii="Calibri" w:hAnsi="Calibri" w:cs="Calibri"/>
-              </w:rPr>
-            </w:pPr>
-            <w:r>
-              <w:rPr>
-                <w:rFonts w:ascii="Calibri" w:hAnsi="Calibri" w:cs="Calibri"/>
-                <w:b/>
-                <w:bCs/>
-              </w:rPr>
-              <w:t>Time:</w:t>
+              <w:t>7:30</w:t>
+            </w:r>
+            <w:r>
+              <w:rPr>
+                <w:rFonts w:ascii="Calibri" w:hAnsi="Calibri" w:cs="Calibri"/>
+              </w:rPr>
+              <w:t>pm</w:t>
             </w:r>
             <w:r>
               <w:rPr>
@@ -383,13 +402,7 @@
               <w:rPr>
                 <w:rFonts w:ascii="Calibri" w:hAnsi="Calibri" w:cs="Calibri"/>
               </w:rPr>
-              <w:t>7:30</w:t>
-            </w:r>
-            <w:r>
-              <w:rPr>
-                <w:rFonts w:ascii="Calibri" w:hAnsi="Calibri" w:cs="Calibri"/>
-              </w:rPr>
-              <w:t>pm</w:t>
+              <w:t>–</w:t>
             </w:r>
             <w:r>
               <w:rPr>
@@ -401,19 +414,13 @@
               <w:rPr>
                 <w:rFonts w:ascii="Calibri" w:hAnsi="Calibri" w:cs="Calibri"/>
               </w:rPr>
-              <w:t>–</w:t>
-            </w:r>
-            <w:r>
-              <w:rPr>
-                <w:rFonts w:ascii="Calibri" w:hAnsi="Calibri" w:cs="Calibri"/>
-              </w:rPr>
-              <w:t xml:space="preserve"> </w:t>
-            </w:r>
-            <w:r>
-              <w:rPr>
-                <w:rFonts w:ascii="Calibri" w:hAnsi="Calibri" w:cs="Calibri"/>
-              </w:rPr>
-              <w:t>9:30pm</w:t>
+              <w:t>11</w:t>
+            </w:r>
+            <w:r>
+              <w:rPr>
+                <w:rFonts w:ascii="Calibri" w:hAnsi="Calibri" w:cs="Calibri"/>
+              </w:rPr>
+              <w:t>:30pm</w:t>
             </w:r>
           </w:p>
         </w:tc>
@@ -477,7 +484,14 @@
                 <w:rFonts w:ascii="Calibri" w:hAnsi="Calibri" w:cs="Calibri"/>
                 <w:bCs/>
               </w:rPr>
-              <w:t>1.0</w:t>
+              <w:t>1.</w:t>
+            </w:r>
+            <w:r>
+              <w:rPr>
+                <w:rFonts w:ascii="Calibri" w:hAnsi="Calibri" w:cs="Calibri"/>
+                <w:bCs/>
+              </w:rPr>
+              <w:t>1</w:t>
             </w:r>
           </w:p>
         </w:tc>
@@ -1052,6 +1066,12 @@
                 <w:color w:val="000000" w:themeColor="text1"/>
               </w:rPr>
             </w:pPr>
+            <w:r>
+              <w:rPr>
+                <w:rFonts w:ascii="Calibri" w:hAnsi="Calibri" w:cs="Calibri"/>
+              </w:rPr>
+              <w:t>Project Member</w:t>
+            </w:r>
           </w:p>
         </w:tc>
       </w:tr>
@@ -1111,6 +1131,12 @@
                 <w:color w:val="000000" w:themeColor="text1"/>
               </w:rPr>
             </w:pPr>
+            <w:r>
+              <w:rPr>
+                <w:rFonts w:ascii="Calibri" w:hAnsi="Calibri" w:cs="Calibri"/>
+              </w:rPr>
+              <w:t>Project Member</w:t>
+            </w:r>
           </w:p>
         </w:tc>
       </w:tr>
@@ -1170,6 +1196,12 @@
                 <w:color w:val="000000" w:themeColor="text1"/>
               </w:rPr>
             </w:pPr>
+            <w:r>
+              <w:rPr>
+                <w:rFonts w:ascii="Calibri" w:hAnsi="Calibri" w:cs="Calibri"/>
+              </w:rPr>
+              <w:t>Project Member</w:t>
+            </w:r>
           </w:p>
         </w:tc>
       </w:tr>
@@ -1229,6 +1261,12 @@
                 <w:color w:val="000000" w:themeColor="text1"/>
               </w:rPr>
             </w:pPr>
+            <w:r>
+              <w:rPr>
+                <w:rFonts w:ascii="Calibri" w:hAnsi="Calibri" w:cs="Calibri"/>
+              </w:rPr>
+              <w:t>Project Member</w:t>
+            </w:r>
           </w:p>
         </w:tc>
       </w:tr>
@@ -1431,6 +1469,7 @@
           <w:rFonts w:ascii="Calibri" w:hAnsi="Calibri" w:cs="Calibri"/>
           <w:b/>
         </w:rPr>
+        <w:lastRenderedPageBreak/>
         <w:t>Agenda</w:t>
       </w:r>
     </w:p>
@@ -2115,7 +2154,19 @@
               <w:rPr>
                 <w:rFonts w:ascii="Calibri" w:hAnsi="Calibri" w:cs="Calibri"/>
               </w:rPr>
-              <w:t>Reformatting the Poster Layout</w:t>
+              <w:t xml:space="preserve">Reformatting the Poster </w:t>
+            </w:r>
+            <w:r>
+              <w:rPr>
+                <w:rFonts w:ascii="Calibri" w:hAnsi="Calibri" w:cs="Calibri"/>
+              </w:rPr>
+              <w:t>l</w:t>
+            </w:r>
+            <w:r>
+              <w:rPr>
+                <w:rFonts w:ascii="Calibri" w:hAnsi="Calibri" w:cs="Calibri"/>
+              </w:rPr>
+              <w:t>ayout</w:t>
             </w:r>
           </w:p>
         </w:tc>
@@ -2275,7 +2326,19 @@
               <w:rPr>
                 <w:rFonts w:ascii="Calibri" w:hAnsi="Calibri" w:cs="Calibri"/>
               </w:rPr>
-              <w:t>Poster: Shortening and Fixing up own sections</w:t>
+              <w:t xml:space="preserve">Poster: Shortening and </w:t>
+            </w:r>
+            <w:r>
+              <w:rPr>
+                <w:rFonts w:ascii="Calibri" w:hAnsi="Calibri" w:cs="Calibri"/>
+              </w:rPr>
+              <w:t>f</w:t>
+            </w:r>
+            <w:r>
+              <w:rPr>
+                <w:rFonts w:ascii="Calibri" w:hAnsi="Calibri" w:cs="Calibri"/>
+              </w:rPr>
+              <w:t>ixing up own sections</w:t>
             </w:r>
           </w:p>
         </w:tc>
@@ -2393,7 +2456,19 @@
               <w:rPr>
                 <w:rFonts w:ascii="Calibri" w:hAnsi="Calibri" w:cs="Calibri"/>
               </w:rPr>
+              <w:t>31/10/2025 (</w:t>
+            </w:r>
+            <w:r>
+              <w:rPr>
+                <w:rFonts w:ascii="Calibri" w:hAnsi="Calibri" w:cs="Calibri"/>
+              </w:rPr>
               <w:t>Extended</w:t>
+            </w:r>
+            <w:r>
+              <w:rPr>
+                <w:rFonts w:ascii="Calibri" w:hAnsi="Calibri" w:cs="Calibri"/>
+              </w:rPr>
+              <w:t>)</w:t>
             </w:r>
           </w:p>
         </w:tc>
@@ -2435,7 +2510,19 @@
               <w:rPr>
                 <w:rFonts w:ascii="Calibri" w:hAnsi="Calibri" w:cs="Calibri"/>
               </w:rPr>
-              <w:t xml:space="preserve">Organising the Portfolio Folders </w:t>
+              <w:t xml:space="preserve">Organising the Portfolio </w:t>
+            </w:r>
+            <w:r>
+              <w:rPr>
+                <w:rFonts w:ascii="Calibri" w:hAnsi="Calibri" w:cs="Calibri"/>
+              </w:rPr>
+              <w:t>f</w:t>
+            </w:r>
+            <w:r>
+              <w:rPr>
+                <w:rFonts w:ascii="Calibri" w:hAnsi="Calibri" w:cs="Calibri"/>
+              </w:rPr>
+              <w:t xml:space="preserve">olders </w:t>
             </w:r>
           </w:p>
         </w:tc>
@@ -2565,7 +2652,19 @@
               <w:rPr>
                 <w:rFonts w:ascii="Calibri" w:hAnsi="Calibri" w:cs="Calibri"/>
               </w:rPr>
+              <w:t>31/10/2025 (</w:t>
+            </w:r>
+            <w:r>
+              <w:rPr>
+                <w:rFonts w:ascii="Calibri" w:hAnsi="Calibri" w:cs="Calibri"/>
+              </w:rPr>
               <w:t>Extended</w:t>
+            </w:r>
+            <w:r>
+              <w:rPr>
+                <w:rFonts w:ascii="Calibri" w:hAnsi="Calibri" w:cs="Calibri"/>
+              </w:rPr>
+              <w:t>)</w:t>
             </w:r>
           </w:p>
         </w:tc>
@@ -2753,11 +2852,13 @@
       <w:pPr>
         <w:rPr>
           <w:rFonts w:ascii="Calibri" w:hAnsi="Calibri" w:cs="Calibri"/>
+          <w:b/>
         </w:rPr>
       </w:pPr>
     </w:p>
     <w:p>
       <w:pPr>
+        <w:jc w:val="center"/>
         <w:rPr>
           <w:rFonts w:ascii="Calibri" w:hAnsi="Calibri" w:cs="Calibri"/>
           <w:b/>
@@ -2768,22 +2869,14 @@
           <w:rFonts w:ascii="Calibri" w:hAnsi="Calibri" w:cs="Calibri"/>
           <w:b/>
         </w:rPr>
-        <w:tab/>
+        <w:br w:type="page"/>
       </w:r>
-    </w:p>
-    <w:p>
-      <w:pPr>
-        <w:jc w:val="center"/>
-        <w:rPr>
-          <w:rFonts w:ascii="Calibri" w:hAnsi="Calibri" w:cs="Calibri"/>
-          <w:b/>
-        </w:rPr>
-      </w:pPr>
       <w:r>
         <w:rPr>
           <w:rFonts w:ascii="Calibri" w:hAnsi="Calibri" w:cs="Calibri"/>
           <w:b/>
         </w:rPr>
+        <w:lastRenderedPageBreak/>
         <w:t>Summary of Action Items</w:t>
       </w:r>
     </w:p>
@@ -2809,15 +2902,15 @@
         <w:tblLook w:val="01E0" w:firstRow="1" w:lastRow="1" w:firstColumn="1" w:lastColumn="1" w:noHBand="0" w:noVBand="0"/>
       </w:tblPr>
       <w:tblGrid>
-        <w:gridCol w:w="540"/>
-        <w:gridCol w:w="5272"/>
-        <w:gridCol w:w="1985"/>
-        <w:gridCol w:w="2193"/>
+        <w:gridCol w:w="426"/>
+        <w:gridCol w:w="4961"/>
+        <w:gridCol w:w="2126"/>
+        <w:gridCol w:w="2477"/>
       </w:tblGrid>
       <w:tr>
         <w:tc>
           <w:tcPr>
-            <w:tcW w:w="540" w:type="dxa"/>
+            <w:tcW w:w="426" w:type="dxa"/>
             <w:shd w:val="clear" w:color="auto" w:fill="D9D9D9" w:themeFill="background1" w:themeFillShade="D9"/>
           </w:tcPr>
           <w:p>
@@ -2838,7 +2931,7 @@
         </w:tc>
         <w:tc>
           <w:tcPr>
-            <w:tcW w:w="5272" w:type="dxa"/>
+            <w:tcW w:w="4961" w:type="dxa"/>
             <w:shd w:val="clear" w:color="auto" w:fill="D9D9D9" w:themeFill="background1" w:themeFillShade="D9"/>
           </w:tcPr>
           <w:p>
@@ -2859,7 +2952,7 @@
         </w:tc>
         <w:tc>
           <w:tcPr>
-            <w:tcW w:w="1985" w:type="dxa"/>
+            <w:tcW w:w="2126" w:type="dxa"/>
             <w:shd w:val="clear" w:color="auto" w:fill="D9D9D9" w:themeFill="background1" w:themeFillShade="D9"/>
           </w:tcPr>
           <w:p>
@@ -2880,7 +2973,7 @@
         </w:tc>
         <w:tc>
           <w:tcPr>
-            <w:tcW w:w="2193" w:type="dxa"/>
+            <w:tcW w:w="2477" w:type="dxa"/>
             <w:shd w:val="clear" w:color="auto" w:fill="D9D9D9" w:themeFill="background1" w:themeFillShade="D9"/>
           </w:tcPr>
           <w:p>
@@ -2903,8 +2996,7 @@
       <w:tr>
         <w:tc>
           <w:tcPr>
-            <w:tcW w:w="540" w:type="dxa"/>
-            <w:vAlign w:val="center"/>
+            <w:tcW w:w="426" w:type="dxa"/>
           </w:tcPr>
           <w:p>
             <w:pPr>
@@ -2921,7 +3013,7 @@
         </w:tc>
         <w:tc>
           <w:tcPr>
-            <w:tcW w:w="5272" w:type="dxa"/>
+            <w:tcW w:w="4961" w:type="dxa"/>
             <w:vAlign w:val="center"/>
           </w:tcPr>
           <w:p>
@@ -2958,7 +3050,7 @@
         </w:tc>
         <w:tc>
           <w:tcPr>
-            <w:tcW w:w="1985" w:type="dxa"/>
+            <w:tcW w:w="2126" w:type="dxa"/>
             <w:vAlign w:val="center"/>
           </w:tcPr>
           <w:p>
@@ -2978,7 +3070,7 @@
         </w:tc>
         <w:tc>
           <w:tcPr>
-            <w:tcW w:w="2193" w:type="dxa"/>
+            <w:tcW w:w="2477" w:type="dxa"/>
             <w:vAlign w:val="center"/>
           </w:tcPr>
           <w:p>
@@ -2999,8 +3091,7 @@
       <w:tr>
         <w:tc>
           <w:tcPr>
-            <w:tcW w:w="540" w:type="dxa"/>
-            <w:vAlign w:val="center"/>
+            <w:tcW w:w="426" w:type="dxa"/>
           </w:tcPr>
           <w:p>
             <w:pPr>
@@ -3017,7 +3108,7 @@
         </w:tc>
         <w:tc>
           <w:tcPr>
-            <w:tcW w:w="5272" w:type="dxa"/>
+            <w:tcW w:w="4961" w:type="dxa"/>
             <w:vAlign w:val="center"/>
           </w:tcPr>
           <w:p>
@@ -3037,7 +3128,7 @@
         </w:tc>
         <w:tc>
           <w:tcPr>
-            <w:tcW w:w="1985" w:type="dxa"/>
+            <w:tcW w:w="2126" w:type="dxa"/>
             <w:vAlign w:val="center"/>
           </w:tcPr>
           <w:p>
@@ -3057,7 +3148,7 @@
         </w:tc>
         <w:tc>
           <w:tcPr>
-            <w:tcW w:w="2193" w:type="dxa"/>
+            <w:tcW w:w="2477" w:type="dxa"/>
             <w:vAlign w:val="center"/>
           </w:tcPr>
           <w:p>
@@ -3078,8 +3169,7 @@
       <w:tr>
         <w:tc>
           <w:tcPr>
-            <w:tcW w:w="540" w:type="dxa"/>
-            <w:vAlign w:val="center"/>
+            <w:tcW w:w="426" w:type="dxa"/>
           </w:tcPr>
           <w:p>
             <w:pPr>
@@ -3096,7 +3186,7 @@
         </w:tc>
         <w:tc>
           <w:tcPr>
-            <w:tcW w:w="5272" w:type="dxa"/>
+            <w:tcW w:w="4961" w:type="dxa"/>
             <w:vAlign w:val="center"/>
           </w:tcPr>
           <w:p>
@@ -3116,7 +3206,7 @@
         </w:tc>
         <w:tc>
           <w:tcPr>
-            <w:tcW w:w="1985" w:type="dxa"/>
+            <w:tcW w:w="2126" w:type="dxa"/>
             <w:vAlign w:val="center"/>
           </w:tcPr>
           <w:p>
@@ -3136,7 +3226,7 @@
         </w:tc>
         <w:tc>
           <w:tcPr>
-            <w:tcW w:w="2193" w:type="dxa"/>
+            <w:tcW w:w="2477" w:type="dxa"/>
             <w:vAlign w:val="center"/>
           </w:tcPr>
           <w:p>
@@ -3157,8 +3247,7 @@
       <w:tr>
         <w:tc>
           <w:tcPr>
-            <w:tcW w:w="540" w:type="dxa"/>
-            <w:vAlign w:val="center"/>
+            <w:tcW w:w="426" w:type="dxa"/>
           </w:tcPr>
           <w:p>
             <w:pPr>
@@ -3175,7 +3264,7 @@
         </w:tc>
         <w:tc>
           <w:tcPr>
-            <w:tcW w:w="5272" w:type="dxa"/>
+            <w:tcW w:w="4961" w:type="dxa"/>
             <w:vAlign w:val="center"/>
           </w:tcPr>
           <w:p>
@@ -3200,7 +3289,7 @@
         </w:tc>
         <w:tc>
           <w:tcPr>
-            <w:tcW w:w="1985" w:type="dxa"/>
+            <w:tcW w:w="2126" w:type="dxa"/>
             <w:vAlign w:val="center"/>
           </w:tcPr>
           <w:p>
@@ -3219,7 +3308,7 @@
         </w:tc>
         <w:tc>
           <w:tcPr>
-            <w:tcW w:w="2193" w:type="dxa"/>
+            <w:tcW w:w="2477" w:type="dxa"/>
             <w:vAlign w:val="center"/>
           </w:tcPr>
           <w:p>
@@ -3240,8 +3329,7 @@
       <w:tr>
         <w:tc>
           <w:tcPr>
-            <w:tcW w:w="540" w:type="dxa"/>
-            <w:vAlign w:val="center"/>
+            <w:tcW w:w="426" w:type="dxa"/>
           </w:tcPr>
           <w:p>
             <w:pPr>
@@ -3258,26 +3346,38 @@
         </w:tc>
         <w:tc>
           <w:tcPr>
-            <w:tcW w:w="5272" w:type="dxa"/>
-            <w:vAlign w:val="center"/>
-          </w:tcPr>
-          <w:p>
-            <w:pPr>
-              <w:rPr>
-                <w:rFonts w:ascii="Calibri" w:hAnsi="Calibri" w:cs="Calibri"/>
-              </w:rPr>
-            </w:pPr>
-            <w:r>
-              <w:rPr>
-                <w:rFonts w:ascii="Calibri" w:hAnsi="Calibri" w:cs="Calibri"/>
-              </w:rPr>
-              <w:t>Reformatting the Poster Layout</w:t>
-            </w:r>
-          </w:p>
-        </w:tc>
-        <w:tc>
-          <w:tcPr>
-            <w:tcW w:w="1985" w:type="dxa"/>
+            <w:tcW w:w="4961" w:type="dxa"/>
+            <w:vAlign w:val="center"/>
+          </w:tcPr>
+          <w:p>
+            <w:pPr>
+              <w:rPr>
+                <w:rFonts w:ascii="Calibri" w:hAnsi="Calibri" w:cs="Calibri"/>
+              </w:rPr>
+            </w:pPr>
+            <w:r>
+              <w:rPr>
+                <w:rFonts w:ascii="Calibri" w:hAnsi="Calibri" w:cs="Calibri"/>
+              </w:rPr>
+              <w:t xml:space="preserve">Reformatting the Poster </w:t>
+            </w:r>
+            <w:r>
+              <w:rPr>
+                <w:rFonts w:ascii="Calibri" w:hAnsi="Calibri" w:cs="Calibri"/>
+              </w:rPr>
+              <w:t>l</w:t>
+            </w:r>
+            <w:r>
+              <w:rPr>
+                <w:rFonts w:ascii="Calibri" w:hAnsi="Calibri" w:cs="Calibri"/>
+              </w:rPr>
+              <w:t>ayout</w:t>
+            </w:r>
+          </w:p>
+        </w:tc>
+        <w:tc>
+          <w:tcPr>
+            <w:tcW w:w="2126" w:type="dxa"/>
             <w:vAlign w:val="center"/>
           </w:tcPr>
           <w:p>
@@ -3296,7 +3396,7 @@
         </w:tc>
         <w:tc>
           <w:tcPr>
-            <w:tcW w:w="2193" w:type="dxa"/>
+            <w:tcW w:w="2477" w:type="dxa"/>
             <w:vAlign w:val="center"/>
           </w:tcPr>
           <w:p>
@@ -3317,8 +3417,7 @@
       <w:tr>
         <w:tc>
           <w:tcPr>
-            <w:tcW w:w="540" w:type="dxa"/>
-            <w:vAlign w:val="center"/>
+            <w:tcW w:w="426" w:type="dxa"/>
           </w:tcPr>
           <w:p>
             <w:pPr>
@@ -3335,7 +3434,7 @@
         </w:tc>
         <w:tc>
           <w:tcPr>
-            <w:tcW w:w="5272" w:type="dxa"/>
+            <w:tcW w:w="4961" w:type="dxa"/>
             <w:vAlign w:val="center"/>
           </w:tcPr>
           <w:p>
@@ -3354,26 +3453,38 @@
         </w:tc>
         <w:tc>
           <w:tcPr>
-            <w:tcW w:w="1985" w:type="dxa"/>
-            <w:vAlign w:val="center"/>
-          </w:tcPr>
-          <w:p>
-            <w:pPr>
-              <w:rPr>
-                <w:rFonts w:ascii="Calibri" w:hAnsi="Calibri" w:cs="Calibri"/>
-              </w:rPr>
-            </w:pPr>
-            <w:r>
-              <w:rPr>
-                <w:rFonts w:ascii="Calibri" w:hAnsi="Calibri" w:cs="Calibri"/>
-              </w:rPr>
-              <w:t>Thomas &amp; Win</w:t>
-            </w:r>
-          </w:p>
-        </w:tc>
-        <w:tc>
-          <w:tcPr>
-            <w:tcW w:w="2193" w:type="dxa"/>
+            <w:tcW w:w="2126" w:type="dxa"/>
+            <w:vAlign w:val="center"/>
+          </w:tcPr>
+          <w:p>
+            <w:pPr>
+              <w:rPr>
+                <w:rFonts w:ascii="Calibri" w:hAnsi="Calibri" w:cs="Calibri"/>
+              </w:rPr>
+            </w:pPr>
+            <w:r>
+              <w:rPr>
+                <w:rFonts w:ascii="Calibri" w:hAnsi="Calibri" w:cs="Calibri"/>
+              </w:rPr>
+              <w:t>Thomas</w:t>
+            </w:r>
+            <w:r>
+              <w:rPr>
+                <w:rFonts w:ascii="Calibri" w:hAnsi="Calibri" w:cs="Calibri"/>
+              </w:rPr>
+              <w:t>,</w:t>
+            </w:r>
+            <w:r>
+              <w:rPr>
+                <w:rFonts w:ascii="Calibri" w:hAnsi="Calibri" w:cs="Calibri"/>
+              </w:rPr>
+              <w:t xml:space="preserve"> Win</w:t>
+            </w:r>
+          </w:p>
+        </w:tc>
+        <w:tc>
+          <w:tcPr>
+            <w:tcW w:w="2477" w:type="dxa"/>
             <w:vAlign w:val="center"/>
           </w:tcPr>
           <w:p>
@@ -3394,8 +3505,7 @@
       <w:tr>
         <w:tc>
           <w:tcPr>
-            <w:tcW w:w="540" w:type="dxa"/>
-            <w:vAlign w:val="center"/>
+            <w:tcW w:w="426" w:type="dxa"/>
           </w:tcPr>
           <w:p>
             <w:pPr>
@@ -3412,45 +3522,69 @@
         </w:tc>
         <w:tc>
           <w:tcPr>
-            <w:tcW w:w="5272" w:type="dxa"/>
-            <w:vAlign w:val="center"/>
-          </w:tcPr>
-          <w:p>
-            <w:pPr>
-              <w:rPr>
-                <w:rFonts w:ascii="Calibri" w:hAnsi="Calibri" w:cs="Calibri"/>
-              </w:rPr>
-            </w:pPr>
-            <w:r>
-              <w:rPr>
-                <w:rFonts w:ascii="Calibri" w:hAnsi="Calibri" w:cs="Calibri"/>
-              </w:rPr>
-              <w:t>Poster: Shortening and Fixing up own sections</w:t>
-            </w:r>
-          </w:p>
-        </w:tc>
-        <w:tc>
-          <w:tcPr>
-            <w:tcW w:w="1985" w:type="dxa"/>
-            <w:vAlign w:val="center"/>
-          </w:tcPr>
-          <w:p>
-            <w:pPr>
-              <w:rPr>
-                <w:rFonts w:ascii="Calibri" w:hAnsi="Calibri" w:cs="Calibri"/>
-              </w:rPr>
-            </w:pPr>
-            <w:r>
-              <w:rPr>
-                <w:rFonts w:ascii="Calibri" w:hAnsi="Calibri" w:cs="Calibri"/>
-              </w:rPr>
-              <w:t xml:space="preserve">All team Members </w:t>
-            </w:r>
-          </w:p>
-        </w:tc>
-        <w:tc>
-          <w:tcPr>
-            <w:tcW w:w="2193" w:type="dxa"/>
+            <w:tcW w:w="4961" w:type="dxa"/>
+            <w:vAlign w:val="center"/>
+          </w:tcPr>
+          <w:p>
+            <w:pPr>
+              <w:rPr>
+                <w:rFonts w:ascii="Calibri" w:hAnsi="Calibri" w:cs="Calibri"/>
+              </w:rPr>
+            </w:pPr>
+            <w:r>
+              <w:rPr>
+                <w:rFonts w:ascii="Calibri" w:hAnsi="Calibri" w:cs="Calibri"/>
+              </w:rPr>
+              <w:t xml:space="preserve">Poster: Shortening and </w:t>
+            </w:r>
+            <w:r>
+              <w:rPr>
+                <w:rFonts w:ascii="Calibri" w:hAnsi="Calibri" w:cs="Calibri"/>
+              </w:rPr>
+              <w:t>f</w:t>
+            </w:r>
+            <w:r>
+              <w:rPr>
+                <w:rFonts w:ascii="Calibri" w:hAnsi="Calibri" w:cs="Calibri"/>
+              </w:rPr>
+              <w:t>ixing up own sections</w:t>
+            </w:r>
+          </w:p>
+        </w:tc>
+        <w:tc>
+          <w:tcPr>
+            <w:tcW w:w="2126" w:type="dxa"/>
+            <w:vAlign w:val="center"/>
+          </w:tcPr>
+          <w:p>
+            <w:pPr>
+              <w:rPr>
+                <w:rFonts w:ascii="Calibri" w:hAnsi="Calibri" w:cs="Calibri"/>
+              </w:rPr>
+            </w:pPr>
+            <w:r>
+              <w:rPr>
+                <w:rFonts w:ascii="Calibri" w:hAnsi="Calibri" w:cs="Calibri"/>
+              </w:rPr>
+              <w:t xml:space="preserve">All </w:t>
+            </w:r>
+            <w:r>
+              <w:rPr>
+                <w:rFonts w:ascii="Calibri" w:hAnsi="Calibri" w:cs="Calibri"/>
+              </w:rPr>
+              <w:t>T</w:t>
+            </w:r>
+            <w:r>
+              <w:rPr>
+                <w:rFonts w:ascii="Calibri" w:hAnsi="Calibri" w:cs="Calibri"/>
+              </w:rPr>
+              <w:t xml:space="preserve">eam Members </w:t>
+            </w:r>
+          </w:p>
+        </w:tc>
+        <w:tc>
+          <w:tcPr>
+            <w:tcW w:w="2477" w:type="dxa"/>
             <w:vAlign w:val="center"/>
           </w:tcPr>
           <w:p>
@@ -3471,8 +3605,7 @@
       <w:tr>
         <w:tc>
           <w:tcPr>
-            <w:tcW w:w="540" w:type="dxa"/>
-            <w:vAlign w:val="center"/>
+            <w:tcW w:w="426" w:type="dxa"/>
           </w:tcPr>
           <w:p>
             <w:pPr>
@@ -3489,7 +3622,7 @@
         </w:tc>
         <w:tc>
           <w:tcPr>
-            <w:tcW w:w="5272" w:type="dxa"/>
+            <w:tcW w:w="4961" w:type="dxa"/>
             <w:vAlign w:val="center"/>
           </w:tcPr>
           <w:p>
@@ -3508,7 +3641,7 @@
         </w:tc>
         <w:tc>
           <w:tcPr>
-            <w:tcW w:w="1985" w:type="dxa"/>
+            <w:tcW w:w="2126" w:type="dxa"/>
             <w:vAlign w:val="center"/>
           </w:tcPr>
           <w:p>
@@ -3527,7 +3660,7 @@
         </w:tc>
         <w:tc>
           <w:tcPr>
-            <w:tcW w:w="2193" w:type="dxa"/>
+            <w:tcW w:w="2477" w:type="dxa"/>
             <w:vAlign w:val="center"/>
           </w:tcPr>
           <w:p>
@@ -3566,8 +3699,7 @@
       <w:tr>
         <w:tc>
           <w:tcPr>
-            <w:tcW w:w="540" w:type="dxa"/>
-            <w:vAlign w:val="center"/>
+            <w:tcW w:w="426" w:type="dxa"/>
           </w:tcPr>
           <w:p>
             <w:pPr>
@@ -3584,26 +3716,38 @@
         </w:tc>
         <w:tc>
           <w:tcPr>
-            <w:tcW w:w="5272" w:type="dxa"/>
-            <w:vAlign w:val="center"/>
-          </w:tcPr>
-          <w:p>
-            <w:pPr>
-              <w:rPr>
-                <w:rFonts w:ascii="Calibri" w:hAnsi="Calibri" w:cs="Calibri"/>
-              </w:rPr>
-            </w:pPr>
-            <w:r>
-              <w:rPr>
-                <w:rFonts w:ascii="Calibri" w:hAnsi="Calibri" w:cs="Calibri"/>
-              </w:rPr>
-              <w:t xml:space="preserve">Organising the Portfolio Folders </w:t>
-            </w:r>
-          </w:p>
-        </w:tc>
-        <w:tc>
-          <w:tcPr>
-            <w:tcW w:w="1985" w:type="dxa"/>
+            <w:tcW w:w="4961" w:type="dxa"/>
+            <w:vAlign w:val="center"/>
+          </w:tcPr>
+          <w:p>
+            <w:pPr>
+              <w:rPr>
+                <w:rFonts w:ascii="Calibri" w:hAnsi="Calibri" w:cs="Calibri"/>
+              </w:rPr>
+            </w:pPr>
+            <w:r>
+              <w:rPr>
+                <w:rFonts w:ascii="Calibri" w:hAnsi="Calibri" w:cs="Calibri"/>
+              </w:rPr>
+              <w:t xml:space="preserve">Organising the Portfolio </w:t>
+            </w:r>
+            <w:r>
+              <w:rPr>
+                <w:rFonts w:ascii="Calibri" w:hAnsi="Calibri" w:cs="Calibri"/>
+              </w:rPr>
+              <w:t>f</w:t>
+            </w:r>
+            <w:r>
+              <w:rPr>
+                <w:rFonts w:ascii="Calibri" w:hAnsi="Calibri" w:cs="Calibri"/>
+              </w:rPr>
+              <w:t>olders</w:t>
+            </w:r>
+          </w:p>
+        </w:tc>
+        <w:tc>
+          <w:tcPr>
+            <w:tcW w:w="2126" w:type="dxa"/>
             <w:vAlign w:val="center"/>
           </w:tcPr>
           <w:p>
@@ -3622,7 +3766,7 @@
         </w:tc>
         <w:tc>
           <w:tcPr>
-            <w:tcW w:w="2193" w:type="dxa"/>
+            <w:tcW w:w="2477" w:type="dxa"/>
             <w:vAlign w:val="center"/>
           </w:tcPr>
           <w:p>
@@ -3655,8 +3799,7 @@
       <w:tr>
         <w:tc>
           <w:tcPr>
-            <w:tcW w:w="540" w:type="dxa"/>
-            <w:vAlign w:val="center"/>
+            <w:tcW w:w="426" w:type="dxa"/>
           </w:tcPr>
           <w:p>
             <w:pPr>
@@ -3673,7 +3816,7 @@
         </w:tc>
         <w:tc>
           <w:tcPr>
-            <w:tcW w:w="5272" w:type="dxa"/>
+            <w:tcW w:w="4961" w:type="dxa"/>
             <w:vAlign w:val="center"/>
           </w:tcPr>
           <w:p>
@@ -3692,7 +3835,7 @@
         </w:tc>
         <w:tc>
           <w:tcPr>
-            <w:tcW w:w="1985" w:type="dxa"/>
+            <w:tcW w:w="2126" w:type="dxa"/>
             <w:vAlign w:val="center"/>
           </w:tcPr>
           <w:p>
@@ -3711,7 +3854,7 @@
         </w:tc>
         <w:tc>
           <w:tcPr>
-            <w:tcW w:w="2193" w:type="dxa"/>
+            <w:tcW w:w="2477" w:type="dxa"/>
             <w:vAlign w:val="center"/>
           </w:tcPr>
           <w:p>
@@ -3748,13 +3891,6 @@
         </w:tc>
       </w:tr>
     </w:tbl>
-    <w:p>
-      <w:pPr>
-        <w:rPr>
-          <w:rFonts w:ascii="Calibri" w:hAnsi="Calibri" w:cs="Calibri"/>
-        </w:rPr>
-      </w:pPr>
-    </w:p>
     <w:p>
       <w:pPr>
         <w:rPr>
@@ -4031,6 +4167,12 @@
                 <w:rFonts w:ascii="Calibri" w:hAnsi="Calibri" w:cs="Calibri"/>
               </w:rPr>
             </w:pPr>
+            <w:r>
+              <w:rPr>
+                <w:rFonts w:ascii="Calibri" w:hAnsi="Calibri" w:cs="Calibri"/>
+              </w:rPr>
+              <w:t xml:space="preserve">Submitting portfolio. </w:t>
+            </w:r>
           </w:p>
         </w:tc>
       </w:tr>
